--- a/hin/docx/007.content.docx
+++ b/hin/docx/007.content.docx
@@ -150,26 +150,6 @@
           <w:lang w:val="hi_IN" w:bidi="hi_IN"/>
         </w:rPr>
         <w:t>क</w:t>
-      </w:r>
-      <w:r>
-        <w:rPr>
-          <w:lang w:val="hi_IN" w:bidi="hi_IN"/>
-        </w:rPr>
-      </w:r>
-    </w:p>
-    <w:p>
-      <w:pPr/>
-      <w:r>
-        <w:rPr>
-          <w:lang w:val="hi_IN" w:bidi="hi_IN"/>
-        </w:rPr>
-      </w:r>
-      <w:r>
-        <w:rPr>
-          <w:i/>
-          <w:lang w:val="hi_IN" w:bidi="hi_IN"/>
-        </w:rPr>
-        <w:t>कठिन भीड़ को प्रचार करना, कनानी धर्म, करिश्माई नेतृत्व, करुणामय चंगा करनेवाला, कलीसिया, कलीसिया एक जीवित, सक्रिय शरीर, कलीसिया की बढोतरी, कलीसिया के अगुवें, कलीसिया परमेश्वर के मन्दिर के रूप में, कानूनीवाद, काम और संरक्षण, कुटुम्बी छुड़ानेवाला, केन्द्र में परमेश्वर का वचन</w:t>
       </w:r>
       <w:r>
         <w:rPr>

--- a/hin/docx/007.content.docx
+++ b/hin/docx/007.content.docx
@@ -19,7 +19,7 @@
         <w:rPr>
           <w:lang w:val="hi_IN" w:bidi="hi_IN"/>
         </w:rPr>
-        <w:t>Resource: Study Notes - Themes (Tyndale)</w:t>
+        <w:t>Resource: Tyndale Open Study Notes</w:t>
       </w:r>
       <w:r>
         <w:rPr>
@@ -112,7 +112,7 @@
         <w:rPr>
           <w:lang w:val="hi_IN" w:bidi="hi_IN"/>
         </w:rPr>
-        <w:t>Study Notes - Themes (Tyndale)</w:t>
+        <w:t>Tyndale Open Study Notes</w:t>
       </w:r>
     </w:p>
     <w:p>

--- a/hin/docx/007.content.docx
+++ b/hin/docx/007.content.docx
@@ -19,7 +19,7 @@
         <w:rPr>
           <w:lang w:val="hi_IN" w:bidi="hi_IN"/>
         </w:rPr>
-        <w:t>Resource: Tyndale Open Study Notes</w:t>
+        <w:t>Resource: Aquifer Open Study Notes (Themes)</w:t>
       </w:r>
       <w:r>
         <w:rPr>
@@ -112,7 +112,7 @@
         <w:rPr>
           <w:lang w:val="hi_IN" w:bidi="hi_IN"/>
         </w:rPr>
-        <w:t>Tyndale Open Study Notes</w:t>
+        <w:t>Aquifer Open Study Notes (Themes)</w:t>
       </w:r>
     </w:p>
     <w:p>

--- a/hin/docx/007.content.docx
+++ b/hin/docx/007.content.docx
@@ -233,108 +233,72 @@
         </w:rPr>
         <w:t>यूहन्ना के सुसमाचार की शुरुआत में, यूहन्ना बपतिस्मा देने वाले ने यीशु को "परमेश्वर का मेमना" के रूप में प्रस्तुत किया (</w:t>
       </w:r>
-      <w:hyperlink r:id="rId13">
-        <w:r>
-          <w:rPr>
-            <w:lang w:val="hi_IN" w:bidi="hi_IN"/>
-          </w:rPr>
-          <w:rPr>
-            <w:color w:val="0000EE"/>
-            <w:u w:val="single"/>
-          </w:rPr>
-          <w:t>यूह 1:29</w:t>
-        </w:r>
-      </w:hyperlink>
+      <w:r>
+        <w:rPr>
+          <w:lang w:val="hi_IN" w:bidi="hi_IN"/>
+        </w:rPr>
+        <w:t>यूह 1:29</w:t>
+      </w:r>
       <w:r>
         <w:rPr>
           <w:lang w:val="hi_IN" w:bidi="hi_IN"/>
         </w:rPr>
         <w:t xml:space="preserve">, </w:t>
       </w:r>
-      <w:hyperlink r:id="rId14">
-        <w:r>
-          <w:rPr>
-            <w:lang w:val="hi_IN" w:bidi="hi_IN"/>
-          </w:rPr>
-          <w:rPr>
-            <w:color w:val="0000EE"/>
-            <w:u w:val="single"/>
-          </w:rPr>
-          <w:t>36</w:t>
-        </w:r>
-      </w:hyperlink>
+      <w:r>
+        <w:rPr>
+          <w:lang w:val="hi_IN" w:bidi="hi_IN"/>
+        </w:rPr>
+        <w:t>36</w:t>
+      </w:r>
       <w:r>
         <w:rPr>
           <w:lang w:val="hi_IN" w:bidi="hi_IN"/>
         </w:rPr>
         <w:t>)। यह वाक्यांश प्रतिदिन मन्दिर में बलिदान किए जाने वाले मेमने का सन्दर्भ हो सकता है (</w:t>
       </w:r>
-      <w:hyperlink r:id="rId15">
-        <w:r>
-          <w:rPr>
-            <w:lang w:val="hi_IN" w:bidi="hi_IN"/>
-          </w:rPr>
-          <w:rPr>
-            <w:color w:val="0000EE"/>
-            <w:u w:val="single"/>
-          </w:rPr>
-          <w:t>निर्ग 29:38–46</w:t>
-        </w:r>
-      </w:hyperlink>
+      <w:r>
+        <w:rPr>
+          <w:lang w:val="hi_IN" w:bidi="hi_IN"/>
+        </w:rPr>
+        <w:t>निर्ग 29:38–46</w:t>
+      </w:r>
       <w:r>
         <w:rPr>
           <w:lang w:val="hi_IN" w:bidi="hi_IN"/>
         </w:rPr>
         <w:t xml:space="preserve">)। या यह </w:t>
       </w:r>
-      <w:hyperlink r:id="rId16">
-        <w:r>
-          <w:rPr>
-            <w:lang w:val="hi_IN" w:bidi="hi_IN"/>
-          </w:rPr>
-          <w:rPr>
-            <w:color w:val="0000EE"/>
-            <w:u w:val="single"/>
-          </w:rPr>
-          <w:t>यशा 53:7</w:t>
-        </w:r>
-      </w:hyperlink>
+      <w:r>
+        <w:rPr>
+          <w:lang w:val="hi_IN" w:bidi="hi_IN"/>
+        </w:rPr>
+        <w:t>यशा 53:7</w:t>
+      </w:r>
       <w:r>
         <w:rPr>
           <w:lang w:val="hi_IN" w:bidi="hi_IN"/>
         </w:rPr>
         <w:t xml:space="preserve"> में वर्णित बलिदान के मेमने को संदर्भित कर सकता है (देखें </w:t>
       </w:r>
-      <w:hyperlink r:id="rId17">
-        <w:r>
-          <w:rPr>
-            <w:lang w:val="hi_IN" w:bidi="hi_IN"/>
-          </w:rPr>
-          <w:rPr>
-            <w:color w:val="0000EE"/>
-            <w:u w:val="single"/>
-          </w:rPr>
-          <w:t>प्रेरि 8:32–35</w:t>
-        </w:r>
-      </w:hyperlink>
+      <w:r>
+        <w:rPr>
+          <w:lang w:val="hi_IN" w:bidi="hi_IN"/>
+        </w:rPr>
+        <w:t>प्रेरि 8:32–35</w:t>
+      </w:r>
       <w:r>
         <w:rPr>
           <w:lang w:val="hi_IN" w:bidi="hi_IN"/>
         </w:rPr>
         <w:t xml:space="preserve">; </w:t>
       </w:r>
-      <w:hyperlink r:id="rId18">
-        <w:r>
-          <w:rPr>
-            <w:lang w:val="hi_IN" w:bidi="hi_IN"/>
-          </w:rPr>
-          <w:rPr>
-            <w:color w:val="0000EE"/>
-            <w:u w:val="single"/>
-          </w:rPr>
-          <w:t>प्रका 5:5–14</w:t>
-        </w:r>
-      </w:hyperlink>
+      <w:r>
+        <w:rPr>
+          <w:lang w:val="hi_IN" w:bidi="hi_IN"/>
+        </w:rPr>
+        <w:t>प्रका 5:5–14</w:t>
+      </w:r>
       <w:r>
         <w:rPr>
           <w:lang w:val="hi_IN" w:bidi="hi_IN"/>
@@ -355,54 +319,36 @@
         </w:rPr>
         <w:t xml:space="preserve">फिर भी, यह सब प्रेरित यूहन्ना का उद्देश्य नहीं था। यूहन्ना ने यीशु को फसह के मेमने के रूप में प्रस्तुत किया। इस मेमने की मृत्यु फसह के समय की केन्द्रीय घटना है (देखें </w:t>
       </w:r>
-      <w:hyperlink r:id="rId19">
-        <w:r>
-          <w:rPr>
-            <w:lang w:val="hi_IN" w:bidi="hi_IN"/>
-          </w:rPr>
-          <w:rPr>
-            <w:color w:val="0000EE"/>
-            <w:u w:val="single"/>
-          </w:rPr>
-          <w:t>निर्ग 12:43–47</w:t>
-        </w:r>
-      </w:hyperlink>
+      <w:r>
+        <w:rPr>
+          <w:lang w:val="hi_IN" w:bidi="hi_IN"/>
+        </w:rPr>
+        <w:t>निर्ग 12:43–47</w:t>
+      </w:r>
       <w:r>
         <w:rPr>
           <w:lang w:val="hi_IN" w:bidi="hi_IN"/>
         </w:rPr>
         <w:t xml:space="preserve">; </w:t>
       </w:r>
-      <w:hyperlink r:id="rId20">
-        <w:r>
-          <w:rPr>
-            <w:lang w:val="hi_IN" w:bidi="hi_IN"/>
-          </w:rPr>
-          <w:rPr>
-            <w:color w:val="0000EE"/>
-            <w:u w:val="single"/>
-          </w:rPr>
-          <w:t>लूका 22:7</w:t>
-        </w:r>
-      </w:hyperlink>
+      <w:r>
+        <w:rPr>
+          <w:lang w:val="hi_IN" w:bidi="hi_IN"/>
+        </w:rPr>
+        <w:t>लूका 22:7</w:t>
+      </w:r>
       <w:r>
         <w:rPr>
           <w:lang w:val="hi_IN" w:bidi="hi_IN"/>
         </w:rPr>
         <w:t xml:space="preserve">; </w:t>
       </w:r>
-      <w:hyperlink r:id="rId21">
-        <w:r>
-          <w:rPr>
-            <w:lang w:val="hi_IN" w:bidi="hi_IN"/>
-          </w:rPr>
-          <w:rPr>
-            <w:color w:val="0000EE"/>
-            <w:u w:val="single"/>
-          </w:rPr>
-          <w:t>1 कुरि 5:7</w:t>
-        </w:r>
-      </w:hyperlink>
+      <w:r>
+        <w:rPr>
+          <w:lang w:val="hi_IN" w:bidi="hi_IN"/>
+        </w:rPr>
+        <w:t>1 कुरि 5:7</w:t>
+      </w:r>
       <w:r>
         <w:rPr>
           <w:lang w:val="hi_IN" w:bidi="hi_IN"/>
@@ -423,36 +369,24 @@
         </w:rPr>
         <w:t xml:space="preserve">पहली सदी में, यहूदी हर वसन्त में यरूशलेम की यात्रा करते थे ताकि फसह का उत्सव मना सकें और एक बार फिर से मिस्र से निर्गमन की कहानी पढ़ सकें (देखें </w:t>
       </w:r>
-      <w:hyperlink r:id="rId22">
-        <w:r>
-          <w:rPr>
-            <w:lang w:val="hi_IN" w:bidi="hi_IN"/>
-          </w:rPr>
-          <w:rPr>
-            <w:color w:val="0000EE"/>
-            <w:u w:val="single"/>
-          </w:rPr>
-          <w:t>निर्ग 12–15</w:t>
-        </w:r>
-      </w:hyperlink>
+      <w:r>
+        <w:rPr>
+          <w:lang w:val="hi_IN" w:bidi="hi_IN"/>
+        </w:rPr>
+        <w:t>निर्ग 12–15</w:t>
+      </w:r>
       <w:r>
         <w:rPr>
           <w:lang w:val="hi_IN" w:bidi="hi_IN"/>
         </w:rPr>
         <w:t>)। जब परमेश्वर ने इस्राएलियों को मिस्र से बचाया, तो उन्होंने अपने दरवाजों पर मेमने का लहू लगाया था। इस कार्य ने प्रत्येक घर के अन्दर रहने वालों को मृत्यु से बचाया (</w:t>
       </w:r>
-      <w:hyperlink r:id="rId23">
-        <w:r>
-          <w:rPr>
-            <w:lang w:val="hi_IN" w:bidi="hi_IN"/>
-          </w:rPr>
-          <w:rPr>
-            <w:color w:val="0000EE"/>
-            <w:u w:val="single"/>
-          </w:rPr>
-          <w:t>निर्ग 12</w:t>
-        </w:r>
-      </w:hyperlink>
+      <w:r>
+        <w:rPr>
+          <w:lang w:val="hi_IN" w:bidi="hi_IN"/>
+        </w:rPr>
+        <w:t>निर्ग 12</w:t>
+      </w:r>
       <w:r>
         <w:rPr>
           <w:lang w:val="hi_IN" w:bidi="hi_IN"/>
@@ -473,72 +407,48 @@
         </w:rPr>
         <w:t>यीशु ने अपने अन्तिम फसह भोजन का उपयोग यह दिखाने के लिए किया कि उनकी बलिदानी मृत्यु इस पर्व को नया अर्थ देगी (</w:t>
       </w:r>
-      <w:hyperlink r:id="rId24">
-        <w:r>
-          <w:rPr>
-            <w:lang w:val="hi_IN" w:bidi="hi_IN"/>
-          </w:rPr>
-          <w:rPr>
-            <w:color w:val="0000EE"/>
-            <w:u w:val="single"/>
-          </w:rPr>
-          <w:t>मर 14:17–25</w:t>
-        </w:r>
-      </w:hyperlink>
+      <w:r>
+        <w:rPr>
+          <w:lang w:val="hi_IN" w:bidi="hi_IN"/>
+        </w:rPr>
+        <w:t>मर 14:17–25</w:t>
+      </w:r>
       <w:r>
         <w:rPr>
           <w:lang w:val="hi_IN" w:bidi="hi_IN"/>
         </w:rPr>
         <w:t>)। उनके क्रूसीकरण पर, उन्होंने यीशु के पैर नहीं तोड़ें, जो अक्सर फसह नियम को पूरा करने के लिए किया जाता था (</w:t>
       </w:r>
-      <w:hyperlink r:id="rId25">
-        <w:r>
-          <w:rPr>
-            <w:lang w:val="hi_IN" w:bidi="hi_IN"/>
-          </w:rPr>
-          <w:rPr>
-            <w:color w:val="0000EE"/>
-            <w:u w:val="single"/>
-          </w:rPr>
-          <w:t>यूह 19:31–33</w:t>
-        </w:r>
-      </w:hyperlink>
+      <w:r>
+        <w:rPr>
+          <w:lang w:val="hi_IN" w:bidi="hi_IN"/>
+        </w:rPr>
+        <w:t>यूह 19:31–33</w:t>
+      </w:r>
       <w:r>
         <w:rPr>
           <w:lang w:val="hi_IN" w:bidi="hi_IN"/>
         </w:rPr>
         <w:t xml:space="preserve">; देखें </w:t>
       </w:r>
-      <w:hyperlink r:id="rId26">
-        <w:r>
-          <w:rPr>
-            <w:lang w:val="hi_IN" w:bidi="hi_IN"/>
-          </w:rPr>
-          <w:rPr>
-            <w:color w:val="0000EE"/>
-            <w:u w:val="single"/>
-          </w:rPr>
-          <w:t>निर्ग 12:46</w:t>
-        </w:r>
-      </w:hyperlink>
+      <w:r>
+        <w:rPr>
+          <w:lang w:val="hi_IN" w:bidi="hi_IN"/>
+        </w:rPr>
+        <w:t>निर्ग 12:46</w:t>
+      </w:r>
       <w:r>
         <w:rPr>
           <w:lang w:val="hi_IN" w:bidi="hi_IN"/>
         </w:rPr>
         <w:t>)। उसके घावों से लहू बहता गया (</w:t>
       </w:r>
-      <w:hyperlink r:id="rId27">
-        <w:r>
-          <w:rPr>
-            <w:lang w:val="hi_IN" w:bidi="hi_IN"/>
-          </w:rPr>
-          <w:rPr>
-            <w:color w:val="0000EE"/>
-            <w:u w:val="single"/>
-          </w:rPr>
-          <w:t>यूह 19:34</w:t>
-        </w:r>
-      </w:hyperlink>
+      <w:r>
+        <w:rPr>
+          <w:lang w:val="hi_IN" w:bidi="hi_IN"/>
+        </w:rPr>
+        <w:t>यूह 19:34</w:t>
+      </w:r>
       <w:r>
         <w:rPr>
           <w:lang w:val="hi_IN" w:bidi="hi_IN"/>
@@ -568,378 +478,252 @@
           <w:lang w:val="hi_IN" w:bidi="hi_IN"/>
         </w:rPr>
       </w:r>
-      <w:hyperlink r:id="rId28">
-        <w:r>
-          <w:rPr>
-            <w:lang w:val="hi_IN" w:bidi="hi_IN"/>
-          </w:rPr>
-          <w:rPr>
-            <w:color w:val="0000EE"/>
-            <w:u w:val="single"/>
-          </w:rPr>
-          <w:t>निर्गमन 12:1–13:16</w:t>
-        </w:r>
-      </w:hyperlink>
+      <w:r>
+        <w:rPr>
+          <w:lang w:val="hi_IN" w:bidi="hi_IN"/>
+        </w:rPr>
+        <w:t>निर्गमन 12:1–13:16</w:t>
+      </w:r>
       <w:r>
         <w:rPr>
           <w:lang w:val="hi_IN" w:bidi="hi_IN"/>
         </w:rPr>
         <w:t xml:space="preserve">; </w:t>
       </w:r>
-      <w:hyperlink r:id="rId15">
-        <w:r>
-          <w:rPr>
-            <w:lang w:val="hi_IN" w:bidi="hi_IN"/>
-          </w:rPr>
-          <w:rPr>
-            <w:color w:val="0000EE"/>
-            <w:u w:val="single"/>
-          </w:rPr>
-          <w:t>29:38–46</w:t>
-        </w:r>
-      </w:hyperlink>
+      <w:r>
+        <w:rPr>
+          <w:lang w:val="hi_IN" w:bidi="hi_IN"/>
+        </w:rPr>
+        <w:t>29:38–46</w:t>
+      </w:r>
       <w:r>
         <w:rPr>
           <w:lang w:val="hi_IN" w:bidi="hi_IN"/>
         </w:rPr>
         <w:t xml:space="preserve">; </w:t>
       </w:r>
-      <w:hyperlink r:id="rId29">
-        <w:r>
-          <w:rPr>
-            <w:lang w:val="hi_IN" w:bidi="hi_IN"/>
-          </w:rPr>
-          <w:rPr>
-            <w:color w:val="0000EE"/>
-            <w:u w:val="single"/>
-          </w:rPr>
-          <w:t>गिनती 9:1–14</w:t>
-        </w:r>
-      </w:hyperlink>
+      <w:r>
+        <w:rPr>
+          <w:lang w:val="hi_IN" w:bidi="hi_IN"/>
+        </w:rPr>
+        <w:t>गिनती 9:1–14</w:t>
+      </w:r>
       <w:r>
         <w:rPr>
           <w:lang w:val="hi_IN" w:bidi="hi_IN"/>
         </w:rPr>
         <w:t xml:space="preserve">; </w:t>
       </w:r>
-      <w:hyperlink r:id="rId30">
-        <w:r>
-          <w:rPr>
-            <w:lang w:val="hi_IN" w:bidi="hi_IN"/>
-          </w:rPr>
-          <w:rPr>
-            <w:color w:val="0000EE"/>
-            <w:u w:val="single"/>
-          </w:rPr>
-          <w:t>व्यवस्थाविवरण 16:1–8</w:t>
-        </w:r>
-      </w:hyperlink>
+      <w:r>
+        <w:rPr>
+          <w:lang w:val="hi_IN" w:bidi="hi_IN"/>
+        </w:rPr>
+        <w:t>व्यवस्थाविवरण 16:1–8</w:t>
+      </w:r>
       <w:r>
         <w:rPr>
           <w:lang w:val="hi_IN" w:bidi="hi_IN"/>
         </w:rPr>
         <w:t xml:space="preserve">; </w:t>
       </w:r>
-      <w:hyperlink r:id="rId31">
-        <w:r>
-          <w:rPr>
-            <w:lang w:val="hi_IN" w:bidi="hi_IN"/>
-          </w:rPr>
-          <w:rPr>
-            <w:color w:val="0000EE"/>
-            <w:u w:val="single"/>
-          </w:rPr>
-          <w:t>2 राजाओं 23:21–23</w:t>
-        </w:r>
-      </w:hyperlink>
+      <w:r>
+        <w:rPr>
+          <w:lang w:val="hi_IN" w:bidi="hi_IN"/>
+        </w:rPr>
+        <w:t>2 राजाओं 23:21–23</w:t>
+      </w:r>
       <w:r>
         <w:rPr>
           <w:lang w:val="hi_IN" w:bidi="hi_IN"/>
         </w:rPr>
         <w:t xml:space="preserve">; </w:t>
       </w:r>
-      <w:hyperlink r:id="rId32">
-        <w:r>
-          <w:rPr>
-            <w:lang w:val="hi_IN" w:bidi="hi_IN"/>
-          </w:rPr>
-          <w:rPr>
-            <w:color w:val="0000EE"/>
-            <w:u w:val="single"/>
-          </w:rPr>
-          <w:t>2 इतिहास 30:1–27</w:t>
-        </w:r>
-      </w:hyperlink>
+      <w:r>
+        <w:rPr>
+          <w:lang w:val="hi_IN" w:bidi="hi_IN"/>
+        </w:rPr>
+        <w:t>2 इतिहास 30:1–27</w:t>
+      </w:r>
       <w:r>
         <w:rPr>
           <w:lang w:val="hi_IN" w:bidi="hi_IN"/>
         </w:rPr>
         <w:t xml:space="preserve">; </w:t>
       </w:r>
-      <w:hyperlink r:id="rId33">
-        <w:r>
-          <w:rPr>
-            <w:lang w:val="hi_IN" w:bidi="hi_IN"/>
-          </w:rPr>
-          <w:rPr>
-            <w:color w:val="0000EE"/>
-            <w:u w:val="single"/>
-          </w:rPr>
-          <w:t>एज्रा 6:19–21</w:t>
-        </w:r>
-      </w:hyperlink>
+      <w:r>
+        <w:rPr>
+          <w:lang w:val="hi_IN" w:bidi="hi_IN"/>
+        </w:rPr>
+        <w:t>एज्रा 6:19–21</w:t>
+      </w:r>
       <w:r>
         <w:rPr>
           <w:lang w:val="hi_IN" w:bidi="hi_IN"/>
         </w:rPr>
         <w:t xml:space="preserve">; </w:t>
       </w:r>
-      <w:hyperlink r:id="rId16">
-        <w:r>
-          <w:rPr>
-            <w:lang w:val="hi_IN" w:bidi="hi_IN"/>
-          </w:rPr>
-          <w:rPr>
-            <w:color w:val="0000EE"/>
-            <w:u w:val="single"/>
-          </w:rPr>
-          <w:t>यशायाह 53:7</w:t>
-        </w:r>
-      </w:hyperlink>
+      <w:r>
+        <w:rPr>
+          <w:lang w:val="hi_IN" w:bidi="hi_IN"/>
+        </w:rPr>
+        <w:t>यशायाह 53:7</w:t>
+      </w:r>
       <w:r>
         <w:rPr>
           <w:lang w:val="hi_IN" w:bidi="hi_IN"/>
         </w:rPr>
         <w:t xml:space="preserve">; </w:t>
       </w:r>
-      <w:hyperlink r:id="rId34">
-        <w:r>
-          <w:rPr>
-            <w:lang w:val="hi_IN" w:bidi="hi_IN"/>
-          </w:rPr>
-          <w:rPr>
-            <w:color w:val="0000EE"/>
-            <w:u w:val="single"/>
-          </w:rPr>
-          <w:t>यहेजकेल 45:21–22</w:t>
-        </w:r>
-      </w:hyperlink>
+      <w:r>
+        <w:rPr>
+          <w:lang w:val="hi_IN" w:bidi="hi_IN"/>
+        </w:rPr>
+        <w:t>यहेजकेल 45:21–22</w:t>
+      </w:r>
       <w:r>
         <w:rPr>
           <w:lang w:val="hi_IN" w:bidi="hi_IN"/>
         </w:rPr>
         <w:t xml:space="preserve">; </w:t>
       </w:r>
-      <w:hyperlink r:id="rId35">
-        <w:r>
-          <w:rPr>
-            <w:lang w:val="hi_IN" w:bidi="hi_IN"/>
-          </w:rPr>
-          <w:rPr>
-            <w:color w:val="0000EE"/>
-            <w:u w:val="single"/>
-          </w:rPr>
-          <w:t>मत्ती 26:2</w:t>
-        </w:r>
-      </w:hyperlink>
+      <w:r>
+        <w:rPr>
+          <w:lang w:val="hi_IN" w:bidi="hi_IN"/>
+        </w:rPr>
+        <w:t>मत्ती 26:2</w:t>
+      </w:r>
       <w:r>
         <w:rPr>
           <w:lang w:val="hi_IN" w:bidi="hi_IN"/>
         </w:rPr>
         <w:t xml:space="preserve">, </w:t>
       </w:r>
-      <w:hyperlink r:id="rId36">
-        <w:r>
-          <w:rPr>
-            <w:lang w:val="hi_IN" w:bidi="hi_IN"/>
-          </w:rPr>
-          <w:rPr>
-            <w:color w:val="0000EE"/>
-            <w:u w:val="single"/>
-          </w:rPr>
-          <w:t>17–19</w:t>
-        </w:r>
-      </w:hyperlink>
+      <w:r>
+        <w:rPr>
+          <w:lang w:val="hi_IN" w:bidi="hi_IN"/>
+        </w:rPr>
+        <w:t>17–19</w:t>
+      </w:r>
       <w:r>
         <w:rPr>
           <w:lang w:val="hi_IN" w:bidi="hi_IN"/>
         </w:rPr>
         <w:t xml:space="preserve">; </w:t>
       </w:r>
-      <w:hyperlink r:id="rId37">
-        <w:r>
-          <w:rPr>
-            <w:lang w:val="hi_IN" w:bidi="hi_IN"/>
-          </w:rPr>
-          <w:rPr>
-            <w:color w:val="0000EE"/>
-            <w:u w:val="single"/>
-          </w:rPr>
-          <w:t>मरकुस 14:17–31</w:t>
-        </w:r>
-      </w:hyperlink>
+      <w:r>
+        <w:rPr>
+          <w:lang w:val="hi_IN" w:bidi="hi_IN"/>
+        </w:rPr>
+        <w:t>मरकुस 14:17–31</w:t>
+      </w:r>
       <w:r>
         <w:rPr>
           <w:lang w:val="hi_IN" w:bidi="hi_IN"/>
         </w:rPr>
         <w:t xml:space="preserve">; </w:t>
       </w:r>
-      <w:hyperlink r:id="rId38">
-        <w:r>
-          <w:rPr>
-            <w:lang w:val="hi_IN" w:bidi="hi_IN"/>
-          </w:rPr>
-          <w:rPr>
-            <w:color w:val="0000EE"/>
-            <w:u w:val="single"/>
-          </w:rPr>
-          <w:t>लूका 22:14–30</w:t>
-        </w:r>
-      </w:hyperlink>
+      <w:r>
+        <w:rPr>
+          <w:lang w:val="hi_IN" w:bidi="hi_IN"/>
+        </w:rPr>
+        <w:t>लूका 22:14–30</w:t>
+      </w:r>
       <w:r>
         <w:rPr>
           <w:lang w:val="hi_IN" w:bidi="hi_IN"/>
         </w:rPr>
         <w:t xml:space="preserve">; </w:t>
       </w:r>
-      <w:hyperlink r:id="rId13">
-        <w:r>
-          <w:rPr>
-            <w:lang w:val="hi_IN" w:bidi="hi_IN"/>
-          </w:rPr>
-          <w:rPr>
-            <w:color w:val="0000EE"/>
-            <w:u w:val="single"/>
-          </w:rPr>
-          <w:t>यूहन्ना 1:29</w:t>
-        </w:r>
-      </w:hyperlink>
+      <w:r>
+        <w:rPr>
+          <w:lang w:val="hi_IN" w:bidi="hi_IN"/>
+        </w:rPr>
+        <w:t>यूहन्ना 1:29</w:t>
+      </w:r>
       <w:r>
         <w:rPr>
           <w:lang w:val="hi_IN" w:bidi="hi_IN"/>
         </w:rPr>
         <w:t xml:space="preserve">, </w:t>
       </w:r>
-      <w:hyperlink r:id="rId14">
-        <w:r>
-          <w:rPr>
-            <w:lang w:val="hi_IN" w:bidi="hi_IN"/>
-          </w:rPr>
-          <w:rPr>
-            <w:color w:val="0000EE"/>
-            <w:u w:val="single"/>
-          </w:rPr>
-          <w:t>36</w:t>
-        </w:r>
-      </w:hyperlink>
+      <w:r>
+        <w:rPr>
+          <w:lang w:val="hi_IN" w:bidi="hi_IN"/>
+        </w:rPr>
+        <w:t>36</w:t>
+      </w:r>
       <w:r>
         <w:rPr>
           <w:lang w:val="hi_IN" w:bidi="hi_IN"/>
         </w:rPr>
         <w:t xml:space="preserve">; </w:t>
       </w:r>
-      <w:hyperlink r:id="rId39">
-        <w:r>
-          <w:rPr>
-            <w:lang w:val="hi_IN" w:bidi="hi_IN"/>
-          </w:rPr>
-          <w:rPr>
-            <w:color w:val="0000EE"/>
-            <w:u w:val="single"/>
-          </w:rPr>
-          <w:t>यूहन्ना 19:17–36</w:t>
-        </w:r>
-      </w:hyperlink>
+      <w:r>
+        <w:rPr>
+          <w:lang w:val="hi_IN" w:bidi="hi_IN"/>
+        </w:rPr>
+        <w:t>यूहन्ना 19:17–36</w:t>
+      </w:r>
       <w:r>
         <w:rPr>
           <w:lang w:val="hi_IN" w:bidi="hi_IN"/>
         </w:rPr>
         <w:t xml:space="preserve">; </w:t>
       </w:r>
-      <w:hyperlink r:id="rId17">
-        <w:r>
-          <w:rPr>
-            <w:lang w:val="hi_IN" w:bidi="hi_IN"/>
-          </w:rPr>
-          <w:rPr>
-            <w:color w:val="0000EE"/>
-            <w:u w:val="single"/>
-          </w:rPr>
-          <w:t>प्रेरितों के काम 8:32–35</w:t>
-        </w:r>
-      </w:hyperlink>
+      <w:r>
+        <w:rPr>
+          <w:lang w:val="hi_IN" w:bidi="hi_IN"/>
+        </w:rPr>
+        <w:t>प्रेरितों के काम 8:32–35</w:t>
+      </w:r>
       <w:r>
         <w:rPr>
           <w:lang w:val="hi_IN" w:bidi="hi_IN"/>
         </w:rPr>
         <w:t xml:space="preserve">; </w:t>
       </w:r>
-      <w:hyperlink r:id="rId40">
-        <w:r>
-          <w:rPr>
-            <w:lang w:val="hi_IN" w:bidi="hi_IN"/>
-          </w:rPr>
-          <w:rPr>
-            <w:color w:val="0000EE"/>
-            <w:u w:val="single"/>
-          </w:rPr>
-          <w:t>12:3–4</w:t>
-        </w:r>
-      </w:hyperlink>
+      <w:r>
+        <w:rPr>
+          <w:lang w:val="hi_IN" w:bidi="hi_IN"/>
+        </w:rPr>
+        <w:t>12:3–4</w:t>
+      </w:r>
       <w:r>
         <w:rPr>
           <w:lang w:val="hi_IN" w:bidi="hi_IN"/>
         </w:rPr>
         <w:t xml:space="preserve">; </w:t>
       </w:r>
-      <w:hyperlink r:id="rId41">
-        <w:r>
-          <w:rPr>
-            <w:lang w:val="hi_IN" w:bidi="hi_IN"/>
-          </w:rPr>
-          <w:rPr>
-            <w:color w:val="0000EE"/>
-            <w:u w:val="single"/>
-          </w:rPr>
-          <w:t>1 कुरिन्थियों 5:7–8</w:t>
-        </w:r>
-      </w:hyperlink>
+      <w:r>
+        <w:rPr>
+          <w:lang w:val="hi_IN" w:bidi="hi_IN"/>
+        </w:rPr>
+        <w:t>1 कुरिन्थियों 5:7–8</w:t>
+      </w:r>
       <w:r>
         <w:rPr>
           <w:lang w:val="hi_IN" w:bidi="hi_IN"/>
         </w:rPr>
         <w:t xml:space="preserve">; </w:t>
       </w:r>
-      <w:hyperlink r:id="rId42">
-        <w:r>
-          <w:rPr>
-            <w:lang w:val="hi_IN" w:bidi="hi_IN"/>
-          </w:rPr>
-          <w:rPr>
-            <w:color w:val="0000EE"/>
-            <w:u w:val="single"/>
-          </w:rPr>
-          <w:t>इब्रानियों 11:28</w:t>
-        </w:r>
-      </w:hyperlink>
+      <w:r>
+        <w:rPr>
+          <w:lang w:val="hi_IN" w:bidi="hi_IN"/>
+        </w:rPr>
+        <w:t>इब्रानियों 11:28</w:t>
+      </w:r>
       <w:r>
         <w:rPr>
           <w:lang w:val="hi_IN" w:bidi="hi_IN"/>
         </w:rPr>
         <w:t xml:space="preserve">; </w:t>
       </w:r>
-      <w:hyperlink r:id="rId18">
-        <w:r>
-          <w:rPr>
-            <w:lang w:val="hi_IN" w:bidi="hi_IN"/>
-          </w:rPr>
-          <w:rPr>
-            <w:color w:val="0000EE"/>
-            <w:u w:val="single"/>
-          </w:rPr>
-          <w:t>प्रकाशितवाक्य 5:5–14</w:t>
-        </w:r>
-      </w:hyperlink>
+      <w:r>
+        <w:rPr>
+          <w:lang w:val="hi_IN" w:bidi="hi_IN"/>
+        </w:rPr>
+        <w:t>प्रकाशितवाक्य 5:5–14</w:t>
+      </w:r>
       <w:r>
         <w:rPr>
           <w:lang w:val="hi_IN" w:bidi="hi_IN"/>
@@ -1000,36 +784,24 @@
         </w:rPr>
         <w:t>” (</w:t>
       </w:r>
-      <w:hyperlink r:id="rId43">
-        <w:r>
-          <w:rPr>
-            <w:lang w:val="hi_IN" w:bidi="hi_IN"/>
-          </w:rPr>
-          <w:rPr>
-            <w:color w:val="0000EE"/>
-            <w:u w:val="single"/>
-          </w:rPr>
-          <w:t>नीति 14:29</w:t>
-        </w:r>
-      </w:hyperlink>
+      <w:r>
+        <w:rPr>
+          <w:lang w:val="hi_IN" w:bidi="hi_IN"/>
+        </w:rPr>
+        <w:t>नीति 14:29</w:t>
+      </w:r>
       <w:r>
         <w:rPr>
           <w:lang w:val="hi_IN" w:bidi="hi_IN"/>
         </w:rPr>
         <w:t>)। क्रोध खराब निर्णय का कारण बन सकता है, इसलिए बुद्धिमान लोग कार्य करने से पहले सोचते हैं (</w:t>
       </w:r>
-      <w:hyperlink r:id="rId44">
-        <w:r>
-          <w:rPr>
-            <w:lang w:val="hi_IN" w:bidi="hi_IN"/>
-          </w:rPr>
-          <w:rPr>
-            <w:color w:val="0000EE"/>
-            <w:u w:val="single"/>
-          </w:rPr>
-          <w:t>14:16</w:t>
-        </w:r>
-      </w:hyperlink>
+      <w:r>
+        <w:rPr>
+          <w:lang w:val="hi_IN" w:bidi="hi_IN"/>
+        </w:rPr>
+        <w:t>14:16</w:t>
+      </w:r>
       <w:r>
         <w:rPr>
           <w:lang w:val="hi_IN" w:bidi="hi_IN"/>
@@ -1050,54 +822,36 @@
         </w:rPr>
         <w:t xml:space="preserve">नीतिवचन की पुस्तक क्रोध को नकारात्मक रूप में देखती है, लेकिन पवित्रशास्त्र में सभी क्रोध बुरे नहीं हैं। कई भजन संहिता परमेश्वर के क्रोध की बात करते हैं (उदाहरण के लिए, </w:t>
       </w:r>
-      <w:hyperlink r:id="rId45">
-        <w:r>
-          <w:rPr>
-            <w:lang w:val="hi_IN" w:bidi="hi_IN"/>
-          </w:rPr>
-          <w:rPr>
-            <w:color w:val="0000EE"/>
-            <w:u w:val="single"/>
-          </w:rPr>
-          <w:t>भजन 77</w:t>
-        </w:r>
-      </w:hyperlink>
+      <w:r>
+        <w:rPr>
+          <w:lang w:val="hi_IN" w:bidi="hi_IN"/>
+        </w:rPr>
+        <w:t>भजन 77</w:t>
+      </w:r>
       <w:r>
         <w:rPr>
           <w:lang w:val="hi_IN" w:bidi="hi_IN"/>
         </w:rPr>
         <w:t>)। यीशु ने जब मंदिर से लेन-देन करने वालों को बाहर निकाला तब वे क्रोधित हुए (</w:t>
       </w:r>
-      <w:hyperlink r:id="rId46">
-        <w:r>
-          <w:rPr>
-            <w:lang w:val="hi_IN" w:bidi="hi_IN"/>
-          </w:rPr>
-          <w:rPr>
-            <w:color w:val="0000EE"/>
-            <w:u w:val="single"/>
-          </w:rPr>
-          <w:t>मर 11:15–17</w:t>
-        </w:r>
-      </w:hyperlink>
+      <w:r>
+        <w:rPr>
+          <w:lang w:val="hi_IN" w:bidi="hi_IN"/>
+        </w:rPr>
+        <w:t>मर 11:15–17</w:t>
+      </w:r>
       <w:r>
         <w:rPr>
           <w:lang w:val="hi_IN" w:bidi="hi_IN"/>
         </w:rPr>
         <w:t xml:space="preserve">; </w:t>
       </w:r>
-      <w:hyperlink r:id="rId47">
-        <w:r>
-          <w:rPr>
-            <w:lang w:val="hi_IN" w:bidi="hi_IN"/>
-          </w:rPr>
-          <w:rPr>
-            <w:color w:val="0000EE"/>
-            <w:u w:val="single"/>
-          </w:rPr>
-          <w:t>यूह 2:13–16</w:t>
-        </w:r>
-      </w:hyperlink>
+      <w:r>
+        <w:rPr>
+          <w:lang w:val="hi_IN" w:bidi="hi_IN"/>
+        </w:rPr>
+        <w:t>यूह 2:13–16</w:t>
+      </w:r>
       <w:r>
         <w:rPr>
           <w:lang w:val="hi_IN" w:bidi="hi_IN"/>
@@ -1118,324 +872,216 @@
         </w:rPr>
         <w:t xml:space="preserve">लोगों को धार्मिक और अधार्मिक क्रोध के बीच अंतर करना सीखना चाहिए, हालांकि यह अक्सर कठिन होता है। अधार्मिक क्रोध स्वयं को बचाने या बढ़ावा देने पर केंद्रित होता है (उदाहरण के लिए, </w:t>
       </w:r>
-      <w:hyperlink r:id="rId48">
-        <w:r>
-          <w:rPr>
-            <w:lang w:val="hi_IN" w:bidi="hi_IN"/>
-          </w:rPr>
-          <w:rPr>
-            <w:color w:val="0000EE"/>
-            <w:u w:val="single"/>
-          </w:rPr>
-          <w:t>उत 4:3–8</w:t>
-        </w:r>
-      </w:hyperlink>
+      <w:r>
+        <w:rPr>
+          <w:lang w:val="hi_IN" w:bidi="hi_IN"/>
+        </w:rPr>
+        <w:t>उत 4:3–8</w:t>
+      </w:r>
       <w:r>
         <w:rPr>
           <w:lang w:val="hi_IN" w:bidi="hi_IN"/>
         </w:rPr>
         <w:t xml:space="preserve">; </w:t>
       </w:r>
-      <w:hyperlink r:id="rId49">
-        <w:r>
-          <w:rPr>
-            <w:lang w:val="hi_IN" w:bidi="hi_IN"/>
-          </w:rPr>
-          <w:rPr>
-            <w:color w:val="0000EE"/>
-            <w:u w:val="single"/>
-          </w:rPr>
-          <w:t>1 शमू 18:8–9</w:t>
-        </w:r>
-      </w:hyperlink>
+      <w:r>
+        <w:rPr>
+          <w:lang w:val="hi_IN" w:bidi="hi_IN"/>
+        </w:rPr>
+        <w:t>1 शमू 18:8–9</w:t>
+      </w:r>
       <w:r>
         <w:rPr>
           <w:lang w:val="hi_IN" w:bidi="hi_IN"/>
         </w:rPr>
         <w:t xml:space="preserve">; </w:t>
       </w:r>
-      <w:hyperlink r:id="rId50">
-        <w:r>
-          <w:rPr>
-            <w:lang w:val="hi_IN" w:bidi="hi_IN"/>
-          </w:rPr>
-          <w:rPr>
-            <w:color w:val="0000EE"/>
-            <w:u w:val="single"/>
-          </w:rPr>
-          <w:t>1 रा 21:3–4</w:t>
-        </w:r>
-      </w:hyperlink>
+      <w:r>
+        <w:rPr>
+          <w:lang w:val="hi_IN" w:bidi="hi_IN"/>
+        </w:rPr>
+        <w:t>1 रा 21:3–4</w:t>
+      </w:r>
       <w:r>
         <w:rPr>
           <w:lang w:val="hi_IN" w:bidi="hi_IN"/>
         </w:rPr>
         <w:t xml:space="preserve">; </w:t>
       </w:r>
-      <w:hyperlink r:id="rId51">
-        <w:r>
-          <w:rPr>
-            <w:lang w:val="hi_IN" w:bidi="hi_IN"/>
-          </w:rPr>
-          <w:rPr>
-            <w:color w:val="0000EE"/>
-            <w:u w:val="single"/>
-          </w:rPr>
-          <w:t>2 रा 5:11</w:t>
-        </w:r>
-      </w:hyperlink>
+      <w:r>
+        <w:rPr>
+          <w:lang w:val="hi_IN" w:bidi="hi_IN"/>
+        </w:rPr>
+        <w:t>2 रा 5:11</w:t>
+      </w:r>
       <w:r>
         <w:rPr>
           <w:lang w:val="hi_IN" w:bidi="hi_IN"/>
         </w:rPr>
         <w:t xml:space="preserve">; </w:t>
       </w:r>
-      <w:hyperlink r:id="rId52">
-        <w:r>
-          <w:rPr>
-            <w:lang w:val="hi_IN" w:bidi="hi_IN"/>
-          </w:rPr>
-          <w:rPr>
-            <w:color w:val="0000EE"/>
-            <w:u w:val="single"/>
-          </w:rPr>
-          <w:t>2 इति 25:10</w:t>
-        </w:r>
-      </w:hyperlink>
+      <w:r>
+        <w:rPr>
+          <w:lang w:val="hi_IN" w:bidi="hi_IN"/>
+        </w:rPr>
+        <w:t>2 इति 25:10</w:t>
+      </w:r>
       <w:r>
         <w:rPr>
           <w:lang w:val="hi_IN" w:bidi="hi_IN"/>
         </w:rPr>
         <w:t xml:space="preserve">; </w:t>
       </w:r>
-      <w:hyperlink r:id="rId53">
-        <w:r>
-          <w:rPr>
-            <w:lang w:val="hi_IN" w:bidi="hi_IN"/>
-          </w:rPr>
-          <w:rPr>
-            <w:color w:val="0000EE"/>
-            <w:u w:val="single"/>
-          </w:rPr>
-          <w:t>योन 4</w:t>
-        </w:r>
-      </w:hyperlink>
+      <w:r>
+        <w:rPr>
+          <w:lang w:val="hi_IN" w:bidi="hi_IN"/>
+        </w:rPr>
+        <w:t>योन 4</w:t>
+      </w:r>
       <w:r>
         <w:rPr>
           <w:lang w:val="hi_IN" w:bidi="hi_IN"/>
         </w:rPr>
         <w:t xml:space="preserve">)। धार्मिक क्रोध, परमेश्वर की दुष्ट के प्रति घृणा और न्याय के प्रति प्रेम को दर्शाता है (उदाहरण के लिए, </w:t>
       </w:r>
-      <w:hyperlink r:id="rId54">
-        <w:r>
-          <w:rPr>
-            <w:lang w:val="hi_IN" w:bidi="hi_IN"/>
-          </w:rPr>
-          <w:rPr>
-            <w:color w:val="0000EE"/>
-            <w:u w:val="single"/>
-          </w:rPr>
-          <w:t>निर्ग 32</w:t>
-        </w:r>
-      </w:hyperlink>
+      <w:r>
+        <w:rPr>
+          <w:lang w:val="hi_IN" w:bidi="hi_IN"/>
+        </w:rPr>
+        <w:t>निर्ग 32</w:t>
+      </w:r>
       <w:r>
         <w:rPr>
           <w:lang w:val="hi_IN" w:bidi="hi_IN"/>
         </w:rPr>
         <w:t xml:space="preserve">; </w:t>
       </w:r>
-      <w:hyperlink r:id="rId55">
-        <w:r>
-          <w:rPr>
-            <w:lang w:val="hi_IN" w:bidi="hi_IN"/>
-          </w:rPr>
-          <w:rPr>
-            <w:color w:val="0000EE"/>
-            <w:u w:val="single"/>
-          </w:rPr>
-          <w:t>गिन 11:1</w:t>
-        </w:r>
-      </w:hyperlink>
+      <w:r>
+        <w:rPr>
+          <w:lang w:val="hi_IN" w:bidi="hi_IN"/>
+        </w:rPr>
+        <w:t>गिन 11:1</w:t>
+      </w:r>
       <w:r>
         <w:rPr>
           <w:lang w:val="hi_IN" w:bidi="hi_IN"/>
         </w:rPr>
         <w:t xml:space="preserve">, </w:t>
       </w:r>
-      <w:hyperlink r:id="rId56">
-        <w:r>
-          <w:rPr>
-            <w:lang w:val="hi_IN" w:bidi="hi_IN"/>
-          </w:rPr>
-          <w:rPr>
-            <w:color w:val="0000EE"/>
-            <w:u w:val="single"/>
-          </w:rPr>
-          <w:t>10</w:t>
-        </w:r>
-      </w:hyperlink>
+      <w:r>
+        <w:rPr>
+          <w:lang w:val="hi_IN" w:bidi="hi_IN"/>
+        </w:rPr>
+        <w:t>10</w:t>
+      </w:r>
       <w:r>
         <w:rPr>
           <w:lang w:val="hi_IN" w:bidi="hi_IN"/>
         </w:rPr>
         <w:t xml:space="preserve">; देखें </w:t>
       </w:r>
-      <w:hyperlink r:id="rId57">
-        <w:r>
-          <w:rPr>
-            <w:lang w:val="hi_IN" w:bidi="hi_IN"/>
-          </w:rPr>
-          <w:rPr>
-            <w:color w:val="0000EE"/>
-            <w:u w:val="single"/>
-          </w:rPr>
-          <w:t>नहू 1:3</w:t>
-        </w:r>
-      </w:hyperlink>
+      <w:r>
+        <w:rPr>
+          <w:lang w:val="hi_IN" w:bidi="hi_IN"/>
+        </w:rPr>
+        <w:t>नहू 1:3</w:t>
+      </w:r>
       <w:r>
         <w:rPr>
           <w:lang w:val="hi_IN" w:bidi="hi_IN"/>
         </w:rPr>
         <w:t xml:space="preserve">; </w:t>
       </w:r>
-      <w:hyperlink r:id="rId58">
-        <w:r>
-          <w:rPr>
-            <w:lang w:val="hi_IN" w:bidi="hi_IN"/>
-          </w:rPr>
-          <w:rPr>
-            <w:color w:val="0000EE"/>
-            <w:u w:val="single"/>
-          </w:rPr>
-          <w:t>रोम 9:22</w:t>
-        </w:r>
-      </w:hyperlink>
+      <w:r>
+        <w:rPr>
+          <w:lang w:val="hi_IN" w:bidi="hi_IN"/>
+        </w:rPr>
+        <w:t>रोम 9:22</w:t>
+      </w:r>
       <w:r>
         <w:rPr>
           <w:lang w:val="hi_IN" w:bidi="hi_IN"/>
         </w:rPr>
         <w:t xml:space="preserve">)। एक बुद्धिमान व्यक्ति स्थिति को समझता है। फिर वह व्यक्ति निर्णय लेता है कि क्रोध दिखाना उचित है या नहीं (देखें </w:t>
       </w:r>
-      <w:hyperlink r:id="rId59">
-        <w:r>
-          <w:rPr>
-            <w:lang w:val="hi_IN" w:bidi="hi_IN"/>
-          </w:rPr>
-          <w:rPr>
-            <w:color w:val="0000EE"/>
-            <w:u w:val="single"/>
-          </w:rPr>
-          <w:t>नीति 22:24</w:t>
-        </w:r>
-      </w:hyperlink>
+      <w:r>
+        <w:rPr>
+          <w:lang w:val="hi_IN" w:bidi="hi_IN"/>
+        </w:rPr>
+        <w:t>नीति 22:24</w:t>
+      </w:r>
       <w:r>
         <w:rPr>
           <w:lang w:val="hi_IN" w:bidi="hi_IN"/>
         </w:rPr>
         <w:t xml:space="preserve">; </w:t>
       </w:r>
-      <w:hyperlink r:id="rId60">
-        <w:r>
-          <w:rPr>
-            <w:lang w:val="hi_IN" w:bidi="hi_IN"/>
-          </w:rPr>
-          <w:rPr>
-            <w:color w:val="0000EE"/>
-            <w:u w:val="single"/>
-          </w:rPr>
-          <w:t>सभो 7:9</w:t>
-        </w:r>
-      </w:hyperlink>
+      <w:r>
+        <w:rPr>
+          <w:lang w:val="hi_IN" w:bidi="hi_IN"/>
+        </w:rPr>
+        <w:t>सभो 7:9</w:t>
+      </w:r>
       <w:r>
         <w:rPr>
           <w:lang w:val="hi_IN" w:bidi="hi_IN"/>
         </w:rPr>
         <w:t xml:space="preserve">; </w:t>
       </w:r>
-      <w:hyperlink r:id="rId61">
-        <w:r>
-          <w:rPr>
-            <w:lang w:val="hi_IN" w:bidi="hi_IN"/>
-          </w:rPr>
-          <w:rPr>
-            <w:color w:val="0000EE"/>
-            <w:u w:val="single"/>
-          </w:rPr>
-          <w:t>मत्ती 5:22</w:t>
-        </w:r>
-      </w:hyperlink>
+      <w:r>
+        <w:rPr>
+          <w:lang w:val="hi_IN" w:bidi="hi_IN"/>
+        </w:rPr>
+        <w:t>मत्ती 5:22</w:t>
+      </w:r>
       <w:r>
         <w:rPr>
           <w:lang w:val="hi_IN" w:bidi="hi_IN"/>
         </w:rPr>
         <w:t xml:space="preserve">; </w:t>
       </w:r>
-      <w:hyperlink r:id="rId62">
-        <w:r>
-          <w:rPr>
-            <w:lang w:val="hi_IN" w:bidi="hi_IN"/>
-          </w:rPr>
-          <w:rPr>
-            <w:color w:val="0000EE"/>
-            <w:u w:val="single"/>
-          </w:rPr>
-          <w:t>रोम 12:19</w:t>
-        </w:r>
-      </w:hyperlink>
+      <w:r>
+        <w:rPr>
+          <w:lang w:val="hi_IN" w:bidi="hi_IN"/>
+        </w:rPr>
+        <w:t>रोम 12:19</w:t>
+      </w:r>
       <w:r>
         <w:rPr>
           <w:lang w:val="hi_IN" w:bidi="hi_IN"/>
         </w:rPr>
         <w:t xml:space="preserve">; </w:t>
       </w:r>
-      <w:hyperlink r:id="rId63">
-        <w:r>
-          <w:rPr>
-            <w:lang w:val="hi_IN" w:bidi="hi_IN"/>
-          </w:rPr>
-          <w:rPr>
-            <w:color w:val="0000EE"/>
-            <w:u w:val="single"/>
-          </w:rPr>
-          <w:t>इफि 4:26–27</w:t>
-        </w:r>
-      </w:hyperlink>
+      <w:r>
+        <w:rPr>
+          <w:lang w:val="hi_IN" w:bidi="hi_IN"/>
+        </w:rPr>
+        <w:t>इफि 4:26–27</w:t>
+      </w:r>
       <w:r>
         <w:rPr>
           <w:lang w:val="hi_IN" w:bidi="hi_IN"/>
         </w:rPr>
         <w:t xml:space="preserve">, </w:t>
       </w:r>
-      <w:hyperlink r:id="rId64">
-        <w:r>
-          <w:rPr>
-            <w:lang w:val="hi_IN" w:bidi="hi_IN"/>
-          </w:rPr>
-          <w:rPr>
-            <w:color w:val="0000EE"/>
-            <w:u w:val="single"/>
-          </w:rPr>
-          <w:t>31</w:t>
-        </w:r>
-      </w:hyperlink>
+      <w:r>
+        <w:rPr>
+          <w:lang w:val="hi_IN" w:bidi="hi_IN"/>
+        </w:rPr>
+        <w:t>31</w:t>
+      </w:r>
       <w:r>
         <w:rPr>
           <w:lang w:val="hi_IN" w:bidi="hi_IN"/>
         </w:rPr>
         <w:t xml:space="preserve">; </w:t>
       </w:r>
-      <w:hyperlink r:id="rId65">
-        <w:r>
-          <w:rPr>
-            <w:lang w:val="hi_IN" w:bidi="hi_IN"/>
-          </w:rPr>
-          <w:rPr>
-            <w:color w:val="0000EE"/>
-            <w:u w:val="single"/>
-          </w:rPr>
-          <w:t>याकू 1:19–20</w:t>
-        </w:r>
-      </w:hyperlink>
+      <w:r>
+        <w:rPr>
+          <w:lang w:val="hi_IN" w:bidi="hi_IN"/>
+        </w:rPr>
+        <w:t>याकू 1:19–20</w:t>
+      </w:r>
       <w:r>
         <w:rPr>
           <w:lang w:val="hi_IN" w:bidi="hi_IN"/>
@@ -1465,378 +1111,252 @@
           <w:lang w:val="hi_IN" w:bidi="hi_IN"/>
         </w:rPr>
       </w:r>
-      <w:hyperlink r:id="rId66">
-        <w:r>
-          <w:rPr>
-            <w:lang w:val="hi_IN" w:bidi="hi_IN"/>
-          </w:rPr>
-          <w:rPr>
-            <w:color w:val="0000EE"/>
-            <w:u w:val="single"/>
-          </w:rPr>
-          <w:t>1 शमूएल 18:8–11</w:t>
-        </w:r>
-      </w:hyperlink>
+      <w:r>
+        <w:rPr>
+          <w:lang w:val="hi_IN" w:bidi="hi_IN"/>
+        </w:rPr>
+        <w:t>1 शमूएल 18:8–11</w:t>
+      </w:r>
       <w:r>
         <w:rPr>
           <w:lang w:val="hi_IN" w:bidi="hi_IN"/>
         </w:rPr>
         <w:t xml:space="preserve">; </w:t>
       </w:r>
-      <w:hyperlink r:id="rId67">
-        <w:r>
-          <w:rPr>
-            <w:lang w:val="hi_IN" w:bidi="hi_IN"/>
-          </w:rPr>
-          <w:rPr>
-            <w:color w:val="0000EE"/>
-            <w:u w:val="single"/>
-          </w:rPr>
-          <w:t>1 राजाओं 21:3–16</w:t>
-        </w:r>
-      </w:hyperlink>
+      <w:r>
+        <w:rPr>
+          <w:lang w:val="hi_IN" w:bidi="hi_IN"/>
+        </w:rPr>
+        <w:t>1 राजाओं 21:3–16</w:t>
+      </w:r>
       <w:r>
         <w:rPr>
           <w:lang w:val="hi_IN" w:bidi="hi_IN"/>
         </w:rPr>
         <w:t xml:space="preserve">; </w:t>
       </w:r>
-      <w:hyperlink r:id="rId68">
-        <w:r>
-          <w:rPr>
-            <w:lang w:val="hi_IN" w:bidi="hi_IN"/>
-          </w:rPr>
-          <w:rPr>
-            <w:color w:val="0000EE"/>
-            <w:u w:val="single"/>
-          </w:rPr>
-          <w:t>भजन संहिता 30:5</w:t>
-        </w:r>
-      </w:hyperlink>
+      <w:r>
+        <w:rPr>
+          <w:lang w:val="hi_IN" w:bidi="hi_IN"/>
+        </w:rPr>
+        <w:t>भजन संहिता 30:5</w:t>
+      </w:r>
       <w:r>
         <w:rPr>
           <w:lang w:val="hi_IN" w:bidi="hi_IN"/>
         </w:rPr>
         <w:t xml:space="preserve">; </w:t>
       </w:r>
-      <w:hyperlink r:id="rId69">
-        <w:r>
-          <w:rPr>
-            <w:lang w:val="hi_IN" w:bidi="hi_IN"/>
-          </w:rPr>
-          <w:rPr>
-            <w:color w:val="0000EE"/>
-            <w:u w:val="single"/>
-          </w:rPr>
-          <w:t>37:8</w:t>
-        </w:r>
-      </w:hyperlink>
+      <w:r>
+        <w:rPr>
+          <w:lang w:val="hi_IN" w:bidi="hi_IN"/>
+        </w:rPr>
+        <w:t>37:8</w:t>
+      </w:r>
       <w:r>
         <w:rPr>
           <w:lang w:val="hi_IN" w:bidi="hi_IN"/>
         </w:rPr>
         <w:t xml:space="preserve">; </w:t>
       </w:r>
-      <w:hyperlink r:id="rId70">
-        <w:r>
-          <w:rPr>
-            <w:lang w:val="hi_IN" w:bidi="hi_IN"/>
-          </w:rPr>
-          <w:rPr>
-            <w:color w:val="0000EE"/>
-            <w:u w:val="single"/>
-          </w:rPr>
-          <w:t>नीतिवचन 12:16</w:t>
-        </w:r>
-      </w:hyperlink>
+      <w:r>
+        <w:rPr>
+          <w:lang w:val="hi_IN" w:bidi="hi_IN"/>
+        </w:rPr>
+        <w:t>नीतिवचन 12:16</w:t>
+      </w:r>
       <w:r>
         <w:rPr>
           <w:lang w:val="hi_IN" w:bidi="hi_IN"/>
         </w:rPr>
         <w:t xml:space="preserve">; </w:t>
       </w:r>
-      <w:hyperlink r:id="rId43">
-        <w:r>
-          <w:rPr>
-            <w:lang w:val="hi_IN" w:bidi="hi_IN"/>
-          </w:rPr>
-          <w:rPr>
-            <w:color w:val="0000EE"/>
-            <w:u w:val="single"/>
-          </w:rPr>
-          <w:t>14:29</w:t>
-        </w:r>
-      </w:hyperlink>
+      <w:r>
+        <w:rPr>
+          <w:lang w:val="hi_IN" w:bidi="hi_IN"/>
+        </w:rPr>
+        <w:t>14:29</w:t>
+      </w:r>
       <w:r>
         <w:rPr>
           <w:lang w:val="hi_IN" w:bidi="hi_IN"/>
         </w:rPr>
         <w:t xml:space="preserve">; </w:t>
       </w:r>
-      <w:hyperlink r:id="rId71">
-        <w:r>
-          <w:rPr>
-            <w:lang w:val="hi_IN" w:bidi="hi_IN"/>
-          </w:rPr>
-          <w:rPr>
-            <w:color w:val="0000EE"/>
-            <w:u w:val="single"/>
-          </w:rPr>
-          <w:t>15:1</w:t>
-        </w:r>
-      </w:hyperlink>
+      <w:r>
+        <w:rPr>
+          <w:lang w:val="hi_IN" w:bidi="hi_IN"/>
+        </w:rPr>
+        <w:t>15:1</w:t>
+      </w:r>
       <w:r>
         <w:rPr>
           <w:lang w:val="hi_IN" w:bidi="hi_IN"/>
         </w:rPr>
         <w:t xml:space="preserve">, </w:t>
       </w:r>
-      <w:hyperlink r:id="rId72">
-        <w:r>
-          <w:rPr>
-            <w:lang w:val="hi_IN" w:bidi="hi_IN"/>
-          </w:rPr>
-          <w:rPr>
-            <w:color w:val="0000EE"/>
-            <w:u w:val="single"/>
-          </w:rPr>
-          <w:t>18</w:t>
-        </w:r>
-      </w:hyperlink>
+      <w:r>
+        <w:rPr>
+          <w:lang w:val="hi_IN" w:bidi="hi_IN"/>
+        </w:rPr>
+        <w:t>18</w:t>
+      </w:r>
       <w:r>
         <w:rPr>
           <w:lang w:val="hi_IN" w:bidi="hi_IN"/>
         </w:rPr>
         <w:t xml:space="preserve">; </w:t>
       </w:r>
-      <w:hyperlink r:id="rId73">
-        <w:r>
-          <w:rPr>
-            <w:lang w:val="hi_IN" w:bidi="hi_IN"/>
-          </w:rPr>
-          <w:rPr>
-            <w:color w:val="0000EE"/>
-            <w:u w:val="single"/>
-          </w:rPr>
-          <w:t>16:14</w:t>
-        </w:r>
-      </w:hyperlink>
+      <w:r>
+        <w:rPr>
+          <w:lang w:val="hi_IN" w:bidi="hi_IN"/>
+        </w:rPr>
+        <w:t>16:14</w:t>
+      </w:r>
       <w:r>
         <w:rPr>
           <w:lang w:val="hi_IN" w:bidi="hi_IN"/>
         </w:rPr>
         <w:t xml:space="preserve">; </w:t>
       </w:r>
-      <w:hyperlink r:id="rId74">
-        <w:r>
-          <w:rPr>
-            <w:lang w:val="hi_IN" w:bidi="hi_IN"/>
-          </w:rPr>
-          <w:rPr>
-            <w:color w:val="0000EE"/>
-            <w:u w:val="single"/>
-          </w:rPr>
-          <w:t>19:11–12</w:t>
-        </w:r>
-      </w:hyperlink>
+      <w:r>
+        <w:rPr>
+          <w:lang w:val="hi_IN" w:bidi="hi_IN"/>
+        </w:rPr>
+        <w:t>19:11–12</w:t>
+      </w:r>
       <w:r>
         <w:rPr>
           <w:lang w:val="hi_IN" w:bidi="hi_IN"/>
         </w:rPr>
         <w:t xml:space="preserve">, </w:t>
       </w:r>
-      <w:hyperlink r:id="rId75">
-        <w:r>
-          <w:rPr>
-            <w:lang w:val="hi_IN" w:bidi="hi_IN"/>
-          </w:rPr>
-          <w:rPr>
-            <w:color w:val="0000EE"/>
-            <w:u w:val="single"/>
-          </w:rPr>
-          <w:t>19</w:t>
-        </w:r>
-      </w:hyperlink>
+      <w:r>
+        <w:rPr>
+          <w:lang w:val="hi_IN" w:bidi="hi_IN"/>
+        </w:rPr>
+        <w:t>19</w:t>
+      </w:r>
       <w:r>
         <w:rPr>
           <w:lang w:val="hi_IN" w:bidi="hi_IN"/>
         </w:rPr>
         <w:t xml:space="preserve">; </w:t>
       </w:r>
-      <w:hyperlink r:id="rId76">
-        <w:r>
-          <w:rPr>
-            <w:lang w:val="hi_IN" w:bidi="hi_IN"/>
-          </w:rPr>
-          <w:rPr>
-            <w:color w:val="0000EE"/>
-            <w:u w:val="single"/>
-          </w:rPr>
-          <w:t>22:24–25</w:t>
-        </w:r>
-      </w:hyperlink>
+      <w:r>
+        <w:rPr>
+          <w:lang w:val="hi_IN" w:bidi="hi_IN"/>
+        </w:rPr>
+        <w:t>22:24–25</w:t>
+      </w:r>
       <w:r>
         <w:rPr>
           <w:lang w:val="hi_IN" w:bidi="hi_IN"/>
         </w:rPr>
         <w:t xml:space="preserve">; </w:t>
       </w:r>
-      <w:hyperlink r:id="rId77">
-        <w:r>
-          <w:rPr>
-            <w:lang w:val="hi_IN" w:bidi="hi_IN"/>
-          </w:rPr>
-          <w:rPr>
-            <w:color w:val="0000EE"/>
-            <w:u w:val="single"/>
-          </w:rPr>
-          <w:t>27:4</w:t>
-        </w:r>
-      </w:hyperlink>
+      <w:r>
+        <w:rPr>
+          <w:lang w:val="hi_IN" w:bidi="hi_IN"/>
+        </w:rPr>
+        <w:t>27:4</w:t>
+      </w:r>
       <w:r>
         <w:rPr>
           <w:lang w:val="hi_IN" w:bidi="hi_IN"/>
         </w:rPr>
         <w:t xml:space="preserve">; </w:t>
       </w:r>
-      <w:hyperlink r:id="rId60">
-        <w:r>
-          <w:rPr>
-            <w:lang w:val="hi_IN" w:bidi="hi_IN"/>
-          </w:rPr>
-          <w:rPr>
-            <w:color w:val="0000EE"/>
-            <w:u w:val="single"/>
-          </w:rPr>
-          <w:t>सभोपदेशक 7:9</w:t>
-        </w:r>
-      </w:hyperlink>
+      <w:r>
+        <w:rPr>
+          <w:lang w:val="hi_IN" w:bidi="hi_IN"/>
+        </w:rPr>
+        <w:t>सभोपदेशक 7:9</w:t>
+      </w:r>
       <w:r>
         <w:rPr>
           <w:lang w:val="hi_IN" w:bidi="hi_IN"/>
         </w:rPr>
         <w:t xml:space="preserve">; </w:t>
       </w:r>
-      <w:hyperlink r:id="rId78">
-        <w:r>
-          <w:rPr>
-            <w:lang w:val="hi_IN" w:bidi="hi_IN"/>
-          </w:rPr>
-          <w:rPr>
-            <w:color w:val="0000EE"/>
-            <w:u w:val="single"/>
-          </w:rPr>
-          <w:t>नहूम 1:2–3</w:t>
-        </w:r>
-      </w:hyperlink>
+      <w:r>
+        <w:rPr>
+          <w:lang w:val="hi_IN" w:bidi="hi_IN"/>
+        </w:rPr>
+        <w:t>नहूम 1:2–3</w:t>
+      </w:r>
       <w:r>
         <w:rPr>
           <w:lang w:val="hi_IN" w:bidi="hi_IN"/>
         </w:rPr>
         <w:t xml:space="preserve">; </w:t>
       </w:r>
-      <w:hyperlink r:id="rId61">
-        <w:r>
-          <w:rPr>
-            <w:lang w:val="hi_IN" w:bidi="hi_IN"/>
-          </w:rPr>
-          <w:rPr>
-            <w:color w:val="0000EE"/>
-            <w:u w:val="single"/>
-          </w:rPr>
-          <w:t>मत्ती 5:22</w:t>
-        </w:r>
-      </w:hyperlink>
+      <w:r>
+        <w:rPr>
+          <w:lang w:val="hi_IN" w:bidi="hi_IN"/>
+        </w:rPr>
+        <w:t>मत्ती 5:22</w:t>
+      </w:r>
       <w:r>
         <w:rPr>
           <w:lang w:val="hi_IN" w:bidi="hi_IN"/>
         </w:rPr>
         <w:t xml:space="preserve">; </w:t>
       </w:r>
-      <w:hyperlink r:id="rId63">
-        <w:r>
-          <w:rPr>
-            <w:lang w:val="hi_IN" w:bidi="hi_IN"/>
-          </w:rPr>
-          <w:rPr>
-            <w:color w:val="0000EE"/>
-            <w:u w:val="single"/>
-          </w:rPr>
-          <w:t>इफिसियों 4:26–27</w:t>
-        </w:r>
-      </w:hyperlink>
+      <w:r>
+        <w:rPr>
+          <w:lang w:val="hi_IN" w:bidi="hi_IN"/>
+        </w:rPr>
+        <w:t>इफिसियों 4:26–27</w:t>
+      </w:r>
       <w:r>
         <w:rPr>
           <w:lang w:val="hi_IN" w:bidi="hi_IN"/>
         </w:rPr>
         <w:t xml:space="preserve">, </w:t>
       </w:r>
-      <w:hyperlink r:id="rId79">
-        <w:r>
-          <w:rPr>
-            <w:lang w:val="hi_IN" w:bidi="hi_IN"/>
-          </w:rPr>
-          <w:rPr>
-            <w:color w:val="0000EE"/>
-            <w:u w:val="single"/>
-          </w:rPr>
-          <w:t>31–32</w:t>
-        </w:r>
-      </w:hyperlink>
+      <w:r>
+        <w:rPr>
+          <w:lang w:val="hi_IN" w:bidi="hi_IN"/>
+        </w:rPr>
+        <w:t>31–32</w:t>
+      </w:r>
       <w:r>
         <w:rPr>
           <w:lang w:val="hi_IN" w:bidi="hi_IN"/>
         </w:rPr>
         <w:t xml:space="preserve">; </w:t>
       </w:r>
-      <w:hyperlink r:id="rId80">
-        <w:r>
-          <w:rPr>
-            <w:lang w:val="hi_IN" w:bidi="hi_IN"/>
-          </w:rPr>
-          <w:rPr>
-            <w:color w:val="0000EE"/>
-            <w:u w:val="single"/>
-          </w:rPr>
-          <w:t>1 तीमुथियुस 2:8</w:t>
-        </w:r>
-      </w:hyperlink>
+      <w:r>
+        <w:rPr>
+          <w:lang w:val="hi_IN" w:bidi="hi_IN"/>
+        </w:rPr>
+        <w:t>1 तीमुथियुस 2:8</w:t>
+      </w:r>
       <w:r>
         <w:rPr>
           <w:lang w:val="hi_IN" w:bidi="hi_IN"/>
         </w:rPr>
         <w:t xml:space="preserve">; </w:t>
       </w:r>
-      <w:hyperlink r:id="rId81">
-        <w:r>
-          <w:rPr>
-            <w:lang w:val="hi_IN" w:bidi="hi_IN"/>
-          </w:rPr>
-          <w:rPr>
-            <w:color w:val="0000EE"/>
-            <w:u w:val="single"/>
-          </w:rPr>
-          <w:t>तीतुस 1:7</w:t>
-        </w:r>
-      </w:hyperlink>
+      <w:r>
+        <w:rPr>
+          <w:lang w:val="hi_IN" w:bidi="hi_IN"/>
+        </w:rPr>
+        <w:t>तीतुस 1:7</w:t>
+      </w:r>
       <w:r>
         <w:rPr>
           <w:lang w:val="hi_IN" w:bidi="hi_IN"/>
         </w:rPr>
         <w:t xml:space="preserve">; </w:t>
       </w:r>
-      <w:hyperlink r:id="rId82">
-        <w:r>
-          <w:rPr>
-            <w:lang w:val="hi_IN" w:bidi="hi_IN"/>
-          </w:rPr>
-          <w:rPr>
-            <w:color w:val="0000EE"/>
-            <w:u w:val="single"/>
-          </w:rPr>
-          <w:t>याकूब 1:19–21</w:t>
-        </w:r>
-      </w:hyperlink>
+      <w:r>
+        <w:rPr>
+          <w:lang w:val="hi_IN" w:bidi="hi_IN"/>
+        </w:rPr>
+        <w:t>याकूब 1:19–21</w:t>
+      </w:r>
       <w:r>
         <w:rPr>
           <w:lang w:val="hi_IN" w:bidi="hi_IN"/>
